--- a/uchastniku/02-matrica-obuchenij.docx
+++ b/uchastniku/02-matrica-obuchenij.docx
@@ -29,7 +29,7 @@
           <w:sz w:val="24"/>
           <w:lang w:val="ru-RU" w:eastAsia="ru-RU"/>
         </w:rPr>
-        <w:t>По 10 профессиям отметьте, какие программы обучения по охране труда обязательны. Опора — перечень программ методического документа М-16.01.10-14 «О порядке обучения по охране труда и проверки знания требований охраны труда работников Дочерних Обществ ПАО «Газпром нефть»» (версия 1.0). Перечень программ приведен в таблице 1 раздела 6.2 (пункт 6.2.4). Виды работ повышенной опасности, для которых нужны программы «В», приведены в приложении 1.</w:t>
+        <w:t>По 10 профессиям отметьте, какие программы обучения по охране труда обязательны. Опора — перечень программ методического документа М-16.01.10-14 «О порядке обучения по охране труда и проверки знания требований охраны труда работников Дочерних Обществ ПАО «Газпром нефть»» (версия 1.0). Перечень программ приведен в таблице 1 стандарта. Виды работ повышенной опасности, для которых нужны программы «В», приведены в приложении 1.</w:t>
       </w:r>
     </w:p>
     <w:p>
@@ -59,82 +59,7 @@
           <w:sz w:val="24"/>
           <w:lang w:val="ru-RU" w:eastAsia="ru-RU"/>
         </w:rPr>
-        <w:t>Программы можно совмещать. Правило записано в разделе 6.2, пункты 6.2.5, 6.2.6 и 6.2.7.</w:t>
-      </w:r>
-    </w:p>
-    <w:p>
-      <w:pPr>
-        <w:spacing w:before="0" w:after="120" w:line="240" w:lineRule="auto"/>
-        <w:jc w:val="both"/>
-      </w:pPr>
-      <w:r>
-        <w:rPr>
-          <w:rFonts w:ascii="Times New Roman" w:hAnsi="Times New Roman" w:cs="Times New Roman" w:eastAsia="Times New Roman"/>
-          <w:b w:val="0"/>
-          <w:sz w:val="24"/>
-          <w:lang w:val="ru-RU" w:eastAsia="ru-RU"/>
-        </w:rPr>
-        <w:t>Пункт 6.2.5. В рамках обучения по программе «Б» может проводиться обучение по программе «ОПП»: вопросы оказания первой помощи пострадавшим включаются в программу «Б». В рамках обучения по программам «В» может проводиться обучение по программе «СИЗ»: вопросы использования (применения) средств индивидуальной защиты включаются в программу «В». В таблице 1 такие формы названы отдельными строками: программа «Б», в том числе «ОПП»; программа «В» (работы на высоте), в том числе «СИЗ» (СИЗ от падения с высоты); программа «В» (работы в ограниченных и замкнутых пространствах), в том числе «СИЗ» (СИЗ органов дыхания); программа «В» (газоопасные работы), в том числе «СИЗ» (СИЗ органов дыхания).</w:t>
-      </w:r>
-    </w:p>
-    <w:p>
-      <w:pPr>
-        <w:spacing w:before="0" w:after="120" w:line="240" w:lineRule="auto"/>
-        <w:jc w:val="both"/>
-      </w:pPr>
-      <w:r>
-        <w:rPr>
-          <w:rFonts w:ascii="Times New Roman" w:hAnsi="Times New Roman" w:cs="Times New Roman" w:eastAsia="Times New Roman"/>
-          <w:b w:val="0"/>
-          <w:sz w:val="24"/>
-          <w:lang w:val="ru-RU" w:eastAsia="ru-RU"/>
-        </w:rPr>
-        <w:t>Пункт 6.2.6. Если работнику нужны несколько программ «В», допускается одна совмещенная программа. Входящие в нее безопасные методы и приемы изучают последовательно, общие темы объединяют (в стандарте пример таких тем — вопросы организации работ по наряду-допуску), общую продолжительность обучения уменьшают.</w:t>
-      </w:r>
-    </w:p>
-    <w:p>
-      <w:pPr>
-        <w:spacing w:before="0" w:after="120" w:line="240" w:lineRule="auto"/>
-        <w:jc w:val="both"/>
-      </w:pPr>
-      <w:r>
-        <w:rPr>
-          <w:rFonts w:ascii="Times New Roman" w:hAnsi="Times New Roman" w:cs="Times New Roman" w:eastAsia="Times New Roman"/>
-          <w:b w:val="0"/>
-          <w:sz w:val="24"/>
-          <w:lang w:val="ru-RU" w:eastAsia="ru-RU"/>
-        </w:rPr>
-        <w:t>Пункт 6.2.7. Объединять программы «В» в совмещенной программе допускается в двух комбинациях. Первая — совмещенная программа обучения безопасным методам и приемам выполнения работ на высоте и работ в ограниченных и замкнутых пространствах. Вторая — совмещенная программа обучения безопасным методам и приемам выполнения иных работ повышенной опасности (кроме работ на высоте и работ в ограниченных и замкнутых пространствах).</w:t>
-      </w:r>
-    </w:p>
-    <w:p>
-      <w:pPr>
-        <w:spacing w:before="0" w:after="120" w:line="240" w:lineRule="auto"/>
-        <w:jc w:val="both"/>
-      </w:pPr>
-      <w:r>
-        <w:rPr>
-          <w:rFonts w:ascii="Times New Roman" w:hAnsi="Times New Roman" w:cs="Times New Roman" w:eastAsia="Times New Roman"/>
-          <w:b w:val="0"/>
-          <w:sz w:val="24"/>
-          <w:lang w:val="ru-RU" w:eastAsia="ru-RU"/>
-        </w:rPr>
-        <w:t>Как совмещение записать в таблице. Каждая программа остается в своей колонке: стандарт не переносит несколько программ в одну чужую ячейку и не стирает колонку. Если для профессии выбрана форма «в том числе» из пункта 6.2.5, отметку ставят в колонке каждой программы, которая в эту форму входит, а в ячейке «ОПП» или «СИЗ» рядом с отметкой пишут «в том числе». Если несколько программ «В» проводят совмещенной программой пунктов 6.2.6 и 6.2.7, в ячейках этих программ рядом с отметкой пишут «совмещенная программа». Так пишут только для набора, который входит в одну из двух комбинаций пункта 6.2.7. Работы на высоте и работы в ограниченных и замкнутых пространствах совмещают между собой. Во вторую комбинацию, для иных работ, их не включают.</w:t>
-      </w:r>
-    </w:p>
-    <w:p>
-      <w:pPr>
-        <w:spacing w:before="0" w:after="120" w:line="240" w:lineRule="auto"/>
-        <w:jc w:val="both"/>
-      </w:pPr>
-      <w:r>
-        <w:rPr>
-          <w:rFonts w:ascii="Times New Roman" w:hAnsi="Times New Roman" w:cs="Times New Roman" w:eastAsia="Times New Roman"/>
-          <w:b w:val="0"/>
-          <w:sz w:val="24"/>
-          <w:lang w:val="ru-RU" w:eastAsia="ru-RU"/>
-        </w:rPr>
-        <w:t>Пункт 6.2.8 задает продолжительность, а не состав колонок. Если работнику назначены программы «А», «Б» и «В», при любом числе видов работ повышенной опасности общая продолжительность обучения составляет не менее 40 часов. Часы в этот бланк не вносят.</w:t>
+        <w:t>Программы можно комбинировать с учётом требований стандарта.</w:t>
       </w:r>
     </w:p>
     <w:p>
@@ -164,7 +89,7 @@
           <w:sz w:val="24"/>
           <w:lang w:val="ru-RU" w:eastAsia="ru-RU"/>
         </w:rPr>
-        <w:t>Программу «В» назначают по виду работ, а не по названию профессии. Пункт 6.1.7: число программ «В» определяется видами работ повышенной опасности, которые работник выполняет, а для ответственного за безопасное производство таких работ — видами, за организацию, выполнение и контроль которых он отвечает. Перечень видов — приложение 1. Если профессия конкретный вид работ не выполняет и за него не отвечает, отметку в колонке этой программы «В» не ставят. Все программы «В» всем рабочим подряд не отмечают.</w:t>
+        <w:t>Программу «В» назначают по виду работ, а не по названию профессии. число программ «В» определяется видами работ повышенной опасности, которые работник выполняет, а для ответственного за безопасное производство таких работ — видами, за организацию, выполнение и контроль которых он отвечает. Перечень видов — приложение 1. Если профессия конкретный вид работ не выполняет и за него не отвечает, отметку в колонке этой программы «В» не ставят. Все программы «В» всем рабочим подряд не отмечают.</w:t>
       </w:r>
     </w:p>
     <w:p>
@@ -184,7 +109,7 @@
           <w:sz w:val="24"/>
           <w:lang w:val="ru-RU" w:eastAsia="ru-RU"/>
         </w:rPr>
-        <w:t>Матрица. Строки — профессии. Столбцы — программы из таблицы 1 раздела 6.2. Шапка повторяется на каждой странице.</w:t>
+        <w:t>Матрица. Строки — профессии. Столбцы — программы из таблицы 1 стандарта. Шапка повторяется на каждой странице.</w:t>
       </w:r>
     </w:p>
     <w:tbl>
@@ -7019,7 +6944,7 @@
           <w:sz w:val="24"/>
           <w:lang w:val="ru-RU" w:eastAsia="ru-RU"/>
         </w:rPr>
-        <w:t>Короткое название в шапке матрицы — наименование программы из таблицы 1 раздела 6.2 (пункт 6.2.4). Полное наименование — шаблон из перечня шаблонов, введенных М-16.01.10-14. Виды работ повышенной опасности, которым соответствуют программы «В», перечислены в приложении 1 к стандарту. В шапке 19 программ «В», а также программы «А», «Б», «ОПП» и «СИЗ».</w:t>
+        <w:t>Короткое название в шапке матрицы — наименование программы из таблицы 1 стандарта М-16.01.10-14. Полное наименование — шаблон из перечня шаблонов, введенных этим документом. Виды работ повышенной опасности, которым соответствуют программы «В», перечислены в приложении 1 к стандарту. В шапке 19 программ «В», а также программы «А», «Б», «ОПП» и «СИЗ».</w:t>
       </w:r>
     </w:p>
     <w:tbl>
@@ -9558,36 +9483,6 @@
         </w:tc>
       </w:tr>
     </w:tbl>
-    <w:p>
-      <w:pPr>
-        <w:spacing w:before="240" w:after="80" w:line="240" w:lineRule="auto"/>
-        <w:jc w:val="left"/>
-      </w:pPr>
-      <w:r>
-        <w:rPr>
-          <w:rFonts w:ascii="Times New Roman" w:hAnsi="Times New Roman" w:cs="Times New Roman" w:eastAsia="Times New Roman"/>
-          <w:b/>
-          <w:sz w:val="24"/>
-          <w:lang w:val="ru-RU" w:eastAsia="ru-RU"/>
-        </w:rPr>
-        <w:t>Строки таблицы 1, которые в бланке не вынесены в отдельные колонки</w:t>
-      </w:r>
-    </w:p>
-    <w:p>
-      <w:pPr>
-        <w:spacing w:before="0" w:after="120" w:line="240" w:lineRule="auto"/>
-        <w:jc w:val="both"/>
-      </w:pPr>
-      <w:r>
-        <w:rPr>
-          <w:rFonts w:ascii="Times New Roman" w:hAnsi="Times New Roman" w:cs="Times New Roman" w:eastAsia="Times New Roman"/>
-          <w:b w:val="0"/>
-          <w:sz w:val="24"/>
-          <w:lang w:val="ru-RU" w:eastAsia="ru-RU"/>
-        </w:rPr>
-        <w:t>Таблица 1 содержит еще четыре строки. Это не новые виды работ, а формы пунктов 6.2.5: программа «Б», в том числе «ОПП» (шаблон Ш-16.01.10-26); программа «В» (работы на высоте), в том числе «СИЗ» (СИЗ от падения с высоты) (шаблон Ш-16.01.10-27); программа «В» (работы в ограниченных и замкнутых пространствах), в том числе «СИЗ» (СИЗ органов дыхания) (шаблон Ш-16.01.10-28); программа «В» (газоопасные работы), в том числе «СИЗ» (СИЗ органов дыхания) (шаблон Ш-16.01.10-29). В бланке их закрывают колонки программ, которые в форму входят, с пометкой «в том числе».</w:t>
-      </w:r>
-    </w:p>
     <w:sectPr>
       <w:footerReference w:type="default" r:id="rId9"/>
       <w:pgSz w:w="23811" w:h="16838" w:orient="landscape"/>
